--- a/tests/corpus/word-rules/E-symbol-font.docx
+++ b/tests/corpus/word-rules/E-symbol-font.docx
@@ -289,6 +289,38 @@
       </w:r>
     </w:p>
     <w:p>
+      <w:r>
+        <w:rPr>
+          <w:rFonts w:ascii="Liberation Sans" w:hAnsi="Liberation Sans" w:eastAsia="Liberation Sans" w:cs="Liberation Sans"/>
+        </w:rPr>
+        <w:t xml:space="preserve">Case 18: the codes U+F0C4, U+F0E9, U+F0DF and U+F0B7, case 06's characters U+F000 above them, in the symbol font: </w:t>
+      </w:r>
+      <w:r>
+        <w:rPr>
+          <w:rFonts w:ascii="Officewright Test Symbol" w:hAnsi="Officewright Test Symbol" w:eastAsia="Officewright Test Symbol" w:cs="Officewright Test Symbol"/>
+          <w:sz w:val="22"/>
+          <w:szCs w:val="22"/>
+        </w:rPr>
+        <w:t xml:space="preserve"></w:t>
+      </w:r>
+    </w:p>
+    <w:p>
+      <w:r>
+        <w:rPr>
+          <w:rFonts w:ascii="Liberation Sans" w:hAnsi="Liberation Sans" w:eastAsia="Liberation Sans" w:cs="Liberation Sans"/>
+        </w:rPr>
+        <w:t xml:space="preserve">Case 19: the codes U+F07F, U+F080 and U+F09F, inside the symbol range but not mapped by the font, in the symbol font: </w:t>
+      </w:r>
+      <w:r>
+        <w:rPr>
+          <w:rFonts w:ascii="Officewright Test Symbol" w:hAnsi="Officewright Test Symbol" w:eastAsia="Officewright Test Symbol" w:cs="Officewright Test Symbol"/>
+          <w:sz w:val="22"/>
+          <w:szCs w:val="22"/>
+        </w:rPr>
+        <w:t xml:space="preserve"></w:t>
+      </w:r>
+    </w:p>
+    <w:p>
       <w:pPr>
         <w:numPr>
           <w:ilvl w:val="0"/>
@@ -299,7 +331,7 @@
         <w:rPr>
           <w:rFonts w:ascii="Liberation Sans" w:hAnsi="Liberation Sans" w:eastAsia="Liberation Sans" w:cs="Liberation Sans"/>
         </w:rPr>
-        <w:t xml:space="preserve">Case 18: a list item whose bullet is the code U+F0B7 in the symbol font</w:t>
+        <w:t xml:space="preserve">Case 20: a list item whose bullet is the code U+F0B7 in the symbol font</w:t>
       </w:r>
     </w:p>
     <w:p>
@@ -313,15 +345,15 @@
         <w:rPr>
           <w:rFonts w:ascii="Liberation Sans" w:hAnsi="Liberation Sans" w:eastAsia="Liberation Sans" w:cs="Liberation Sans"/>
         </w:rPr>
-        <w:t xml:space="preserve">Case 19: a list item whose bullet is U+00B7 in the symbol font</w:t>
-      </w:r>
-    </w:p>
-    <w:p>
-      <w:r>
-        <w:rPr>
-          <w:rFonts w:ascii="Liberation Sans" w:hAnsi="Liberation Sans" w:eastAsia="Liberation Sans" w:cs="Liberation Sans"/>
-        </w:rPr>
-        <w:t xml:space="preserve">Case 20: five lines in the symbol font at 11 pt, shaded:</w:t>
+        <w:t xml:space="preserve">Case 21: a list item whose bullet is U+00B7 in the symbol font</w:t>
+      </w:r>
+    </w:p>
+    <w:p>
+      <w:r>
+        <w:rPr>
+          <w:rFonts w:ascii="Liberation Sans" w:hAnsi="Liberation Sans" w:eastAsia="Liberation Sans" w:cs="Liberation Sans"/>
+        </w:rPr>
+        <w:t xml:space="preserve">Case 22: five lines in the symbol font at 11 pt, shaded:</w:t>
       </w:r>
     </w:p>
     <w:p>
@@ -350,7 +382,7 @@
         <w:rPr>
           <w:rFonts w:ascii="Liberation Sans" w:hAnsi="Liberation Sans" w:eastAsia="Liberation Sans" w:cs="Liberation Sans"/>
         </w:rPr>
-        <w:t xml:space="preserve">Case 21: five lines in the symbol font at 20 pt, shaded:</w:t>
+        <w:t xml:space="preserve">Case 23: five lines in the symbol font at 20 pt, shaded:</w:t>
       </w:r>
     </w:p>
     <w:p>

--- a/tests/corpus/word-rules/E-symbol-font.docx
+++ b/tests/corpus/word-rules/E-symbol-font.docx
@@ -404,6 +404,27 @@
         <w:t xml:space="preserve">20 pt line 4: Hamburgefonts gjpqy</w:t>
         <w:br/>
         <w:t xml:space="preserve">20 pt line 5: Hamburgefonts gjpqy</w:t>
+      </w:r>
+    </w:p>
+    <w:p>
+      <w:r>
+        <w:rPr>
+          <w:rFonts w:ascii="Liberation Sans" w:hAnsi="Liberation Sans" w:eastAsia="Liberation Sans" w:cs="Liberation Sans"/>
+        </w:rPr>
+        <w:t xml:space="preserve">Case 24: a justified paragraph of words in the symbol font, long enough to wrap:</w:t>
+      </w:r>
+    </w:p>
+    <w:p>
+      <w:pPr>
+        <w:jc w:val="both"/>
+      </w:pPr>
+      <w:r>
+        <w:rPr>
+          <w:rFonts w:ascii="Officewright Test Symbol" w:hAnsi="Officewright Test Symbol" w:eastAsia="Officewright Test Symbol" w:cs="Officewright Test Symbol"/>
+          <w:sz w:val="22"/>
+          <w:szCs w:val="22"/>
+        </w:rPr>
+        <w:t xml:space="preserve">Hamburgefonts gjpqy Hamburgefonts gjpqy Hamburgefonts gjpqy Hamburgefonts gjpqy Hamburgefonts gjpqy Hamburgefonts gjpqy Hamburgefonts gjpqy Hamburgefonts gjpqy Hamburgefonts gjpqy Hamburgefonts gjpqy Hamburgefonts gjpqy Hamburgefonts gjpqy</w:t>
       </w:r>
     </w:p>
     <w:sectPr>
